--- a/Images/Church Diagrams/Word Documents/First Presbyterian KY Diagram.docx
+++ b/Images/Church Diagrams/Word Documents/First Presbyterian KY Diagram.docx
@@ -3,6 +3,330 @@
 <w:document xmlns:wpc="http://schemas.microsoft.com/office/word/2010/wordprocessingCanvas" xmlns:cx="http://schemas.microsoft.com/office/drawing/2014/chartex" xmlns:cx1="http://schemas.microsoft.com/office/drawing/2015/9/8/chartex" xmlns:cx2="http://schemas.microsoft.com/office/drawing/2015/10/21/chartex" xmlns:cx3="http://schemas.microsoft.com/office/drawing/2016/5/9/chartex" xmlns:cx4="http://schemas.microsoft.com/office/drawing/2016/5/10/chartex" xmlns:cx5="http://schemas.microsoft.com/office/drawing/2016/5/11/chartex" xmlns:cx6="http://schemas.microsoft.com/office/drawing/2016/5/12/chartex" xmlns:cx7="http://schemas.microsoft.com/office/drawing/2016/5/13/chartex" xmlns:cx8="http://schemas.microsoft.com/office/drawing/2016/5/14/chartex" xmlns:mc="http://schemas.openxmlformats.org/markup-compatibility/2006" xmlns:m="http://schemas.openxmlformats.org/officeDocument/2006/math" xmlns:aink="http://schemas.microsoft.com/office/drawing/2016/ink" xmlns:am3d="http://schemas.microsoft.com/office/drawing/2017/model3d" xmlns:oel="http://schemas.microsoft.com/office/2019/extlst" xmlns:r="http://schemas.openxmlformats.org/officeDocument/2006/relationships" xmlns:wp14="http://schemas.microsoft.com/office/word/2010/wordprocessingDrawing" xmlns:wp="http://schemas.openxmlformats.org/drawingml/2006/wordprocessingDrawing" xmlns:wpg="http://schemas.microsoft.com/office/word/2010/wordprocessingGroup" xmlns:wpi="http://schemas.microsoft.com/office/word/2010/wordprocessingInk" xmlns:wps="http://schemas.microsoft.com/office/word/2010/wordprocessingShape" xmlns:o="urn:schemas-microsoft-com:office:office" xmlns:v="urn:schemas-microsoft-com:vml" xmlns:w10="urn:schemas-microsoft-com:office:word" xmlns:w="http://schemas.openxmlformats.org/wordprocessingml/2006/main" xmlns:w14="http://schemas.microsoft.com/office/word/2010/wordml" xmlns:w15="http://schemas.microsoft.com/office/word/2012/wordml" xmlns:w16cex="http://schemas.microsoft.com/office/word/2018/wordml/cex" xmlns:w16cid="http://schemas.microsoft.com/office/word/2016/wordml/cid" xmlns:w16="http://schemas.microsoft.com/office/word/2018/wordml" xmlns:w16sdtdh="http://schemas.microsoft.com/office/word/2020/wordml/sdtdatahash" xmlns:w16sdtfl="http://schemas.microsoft.com/office/word/2024/wordml/sdtformatlock" xmlns:w16se="http://schemas.microsoft.com/office/word/2015/wordml/symex" xmlns:w16du="http://schemas.microsoft.com/office/word/2023/wordml/word16du" xmlns:wne="http://schemas.microsoft.com/office/word/2006/wordml" mc:Ignorable="w14 w15 w16se w16cid w16 w16cex w16sdtdh w16sdtfl w16du wp14">
   <w:body>
     <w:p>
+      <w:r>
+        <w:rPr>
+          <w:noProof/>
+        </w:rPr>
+        <mc:AlternateContent>
+          <mc:Choice Requires="wps">
+            <w:drawing>
+              <wp:anchor distT="0" distB="0" distL="114300" distR="114300" simplePos="0" relativeHeight="251761664" behindDoc="0" locked="0" layoutInCell="1" allowOverlap="1" wp14:anchorId="787F8929" wp14:editId="307F1188">
+                <wp:simplePos x="0" y="0"/>
+                <wp:positionH relativeFrom="column">
+                  <wp:posOffset>1517213</wp:posOffset>
+                </wp:positionH>
+                <wp:positionV relativeFrom="paragraph">
+                  <wp:posOffset>2605322</wp:posOffset>
+                </wp:positionV>
+                <wp:extent cx="740153" cy="328718"/>
+                <wp:effectExtent l="0" t="0" r="0" b="1905"/>
+                <wp:wrapNone/>
+                <wp:docPr id="1798531891" name="Text Box 12"/>
+                <wp:cNvGraphicFramePr/>
+                <a:graphic xmlns:a="http://schemas.openxmlformats.org/drawingml/2006/main">
+                  <a:graphicData uri="http://schemas.microsoft.com/office/word/2010/wordprocessingShape">
+                    <wps:wsp>
+                      <wps:cNvSpPr txBox="1"/>
+                      <wps:spPr>
+                        <a:xfrm>
+                          <a:off x="0" y="0"/>
+                          <a:ext cx="740153" cy="328718"/>
+                        </a:xfrm>
+                        <a:prstGeom prst="rect">
+                          <a:avLst/>
+                        </a:prstGeom>
+                        <a:solidFill>
+                          <a:schemeClr val="lt1"/>
+                        </a:solidFill>
+                        <a:ln w="6350">
+                          <a:noFill/>
+                        </a:ln>
+                      </wps:spPr>
+                      <wps:txbx>
+                        <w:txbxContent>
+                          <w:p>
+                            <w:pPr>
+                              <w:jc w:val="center"/>
+                              <w:rPr>
+                                <w:rFonts w:ascii="Times New Roman" w:hAnsi="Times New Roman" w:cs="Times New Roman"/>
+                                <w:sz w:val="28"/>
+                                <w:szCs w:val="28"/>
+                              </w:rPr>
+                            </w:pPr>
+                            <w:r>
+                              <w:rPr>
+                                <w:rFonts w:ascii="Times New Roman" w:hAnsi="Times New Roman" w:cs="Times New Roman"/>
+                                <w:sz w:val="28"/>
+                                <w:szCs w:val="28"/>
+                              </w:rPr>
+                              <w:t>80.84</w:t>
+                            </w:r>
+                            <w:r>
+                              <w:rPr>
+                                <w:rFonts w:ascii="Times New Roman" w:hAnsi="Times New Roman" w:cs="Times New Roman"/>
+                                <w:sz w:val="28"/>
+                                <w:szCs w:val="28"/>
+                              </w:rPr>
+                              <w:t>’</w:t>
+                            </w:r>
+                          </w:p>
+                        </w:txbxContent>
+                      </wps:txbx>
+                      <wps:bodyPr rot="0" spcFirstLastPara="0" vertOverflow="overflow" horzOverflow="overflow" vert="horz" wrap="square" lIns="91440" tIns="45720" rIns="91440" bIns="45720" numCol="1" spcCol="0" rtlCol="0" fromWordArt="0" anchor="t" anchorCtr="0" forceAA="0" compatLnSpc="1">
+                        <a:prstTxWarp prst="textNoShape">
+                          <a:avLst/>
+                        </a:prstTxWarp>
+                        <a:noAutofit/>
+                      </wps:bodyPr>
+                    </wps:wsp>
+                  </a:graphicData>
+                </a:graphic>
+                <wp14:sizeRelH relativeFrom="margin">
+                  <wp14:pctWidth>0</wp14:pctWidth>
+                </wp14:sizeRelH>
+                <wp14:sizeRelV relativeFrom="margin">
+                  <wp14:pctHeight>0</wp14:pctHeight>
+                </wp14:sizeRelV>
+              </wp:anchor>
+            </w:drawing>
+          </mc:Choice>
+          <mc:Fallback>
+            <w:pict>
+              <v:shapetype w14:anchorId="787F8929" id="_x0000_t202" coordsize="21600,21600" o:spt="202" path="m,l,21600r21600,l21600,xe">
+                <v:stroke joinstyle="miter"/>
+                <v:path gradientshapeok="t" o:connecttype="rect"/>
+              </v:shapetype>
+              <v:shape id="Text Box 12" o:spid="_x0000_s1026" type="#_x0000_t202" style="position:absolute;margin-left:119.45pt;margin-top:205.15pt;width:58.3pt;height:25.9pt;z-index:251761664;visibility:visible;mso-wrap-style:square;mso-width-percent:0;mso-height-percent:0;mso-wrap-distance-left:9pt;mso-wrap-distance-top:0;mso-wrap-distance-right:9pt;mso-wrap-distance-bottom:0;mso-position-horizontal:absolute;mso-position-horizontal-relative:text;mso-position-vertical:absolute;mso-position-vertical-relative:text;mso-width-percent:0;mso-height-percent:0;mso-width-relative:margin;mso-height-relative:margin;v-text-anchor:top" o:gfxdata="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" fillcolor="white [3201]" stroked="f" strokeweight=".5pt">
+                <v:textbox>
+                  <w:txbxContent>
+                    <w:p>
+                      <w:pPr>
+                        <w:jc w:val="center"/>
+                        <w:rPr>
+                          <w:rFonts w:ascii="Times New Roman" w:hAnsi="Times New Roman" w:cs="Times New Roman"/>
+                          <w:sz w:val="28"/>
+                          <w:szCs w:val="28"/>
+                        </w:rPr>
+                      </w:pPr>
+                      <w:r>
+                        <w:rPr>
+                          <w:rFonts w:ascii="Times New Roman" w:hAnsi="Times New Roman" w:cs="Times New Roman"/>
+                          <w:sz w:val="28"/>
+                          <w:szCs w:val="28"/>
+                        </w:rPr>
+                        <w:t>80.84</w:t>
+                      </w:r>
+                      <w:r>
+                        <w:rPr>
+                          <w:rFonts w:ascii="Times New Roman" w:hAnsi="Times New Roman" w:cs="Times New Roman"/>
+                          <w:sz w:val="28"/>
+                          <w:szCs w:val="28"/>
+                        </w:rPr>
+                        <w:t>’</w:t>
+                      </w:r>
+                    </w:p>
+                  </w:txbxContent>
+                </v:textbox>
+              </v:shape>
+            </w:pict>
+          </mc:Fallback>
+        </mc:AlternateContent>
+      </w:r>
+      <w:r>
+        <w:rPr>
+          <w:noProof/>
+        </w:rPr>
+        <mc:AlternateContent>
+          <mc:Choice Requires="wps">
+            <w:drawing>
+              <wp:anchor distT="0" distB="0" distL="114300" distR="114300" simplePos="0" relativeHeight="251738112" behindDoc="0" locked="0" layoutInCell="1" allowOverlap="1" wp14:anchorId="0F7F967D" wp14:editId="35676D04">
+                <wp:simplePos x="0" y="0"/>
+                <wp:positionH relativeFrom="column">
+                  <wp:posOffset>2192520</wp:posOffset>
+                </wp:positionH>
+                <wp:positionV relativeFrom="paragraph">
+                  <wp:posOffset>5350947</wp:posOffset>
+                </wp:positionV>
+                <wp:extent cx="108585" cy="0"/>
+                <wp:effectExtent l="0" t="0" r="5715" b="12700"/>
+                <wp:wrapNone/>
+                <wp:docPr id="2124900582" name="Straight Connector 42"/>
+                <wp:cNvGraphicFramePr/>
+                <a:graphic xmlns:a="http://schemas.openxmlformats.org/drawingml/2006/main">
+                  <a:graphicData uri="http://schemas.microsoft.com/office/word/2010/wordprocessingShape">
+                    <wps:wsp>
+                      <wps:cNvCnPr/>
+                      <wps:spPr>
+                        <a:xfrm>
+                          <a:off x="0" y="0"/>
+                          <a:ext cx="108585" cy="0"/>
+                        </a:xfrm>
+                        <a:prstGeom prst="line">
+                          <a:avLst/>
+                        </a:prstGeom>
+                      </wps:spPr>
+                      <wps:style>
+                        <a:lnRef idx="1">
+                          <a:schemeClr val="dk1"/>
+                        </a:lnRef>
+                        <a:fillRef idx="0">
+                          <a:schemeClr val="dk1"/>
+                        </a:fillRef>
+                        <a:effectRef idx="0">
+                          <a:schemeClr val="dk1"/>
+                        </a:effectRef>
+                        <a:fontRef idx="minor">
+                          <a:schemeClr val="tx1"/>
+                        </a:fontRef>
+                      </wps:style>
+                      <wps:bodyPr/>
+                    </wps:wsp>
+                  </a:graphicData>
+                </a:graphic>
+              </wp:anchor>
+            </w:drawing>
+          </mc:Choice>
+          <mc:Fallback>
+            <w:pict>
+              <v:line w14:anchorId="681A9C7D" id="Straight Connector 42" o:spid="_x0000_s1026" style="position:absolute;z-index:251738112;visibility:visible;mso-wrap-style:square;mso-wrap-distance-left:9pt;mso-wrap-distance-top:0;mso-wrap-distance-right:9pt;mso-wrap-distance-bottom:0;mso-position-horizontal:absolute;mso-position-horizontal-relative:text;mso-position-vertical:absolute;mso-position-vertical-relative:text" from="172.65pt,421.35pt" to="181.2pt,421.35pt" o:gfxdata="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" strokecolor="black [3200]" strokeweight=".5pt">
+                <v:stroke joinstyle="miter"/>
+              </v:line>
+            </w:pict>
+          </mc:Fallback>
+        </mc:AlternateContent>
+      </w:r>
+      <w:r>
+        <w:rPr>
+          <w:noProof/>
+        </w:rPr>
+        <mc:AlternateContent>
+          <mc:Choice Requires="wps">
+            <w:drawing>
+              <wp:anchor distT="0" distB="0" distL="114300" distR="114300" simplePos="0" relativeHeight="251737088" behindDoc="0" locked="0" layoutInCell="1" allowOverlap="1" wp14:anchorId="656B828F" wp14:editId="4E193D38">
+                <wp:simplePos x="0" y="0"/>
+                <wp:positionH relativeFrom="column">
+                  <wp:posOffset>2193155</wp:posOffset>
+                </wp:positionH>
+                <wp:positionV relativeFrom="paragraph">
+                  <wp:posOffset>409575</wp:posOffset>
+                </wp:positionV>
+                <wp:extent cx="108585" cy="0"/>
+                <wp:effectExtent l="0" t="0" r="5715" b="12700"/>
+                <wp:wrapNone/>
+                <wp:docPr id="752923167" name="Straight Connector 41"/>
+                <wp:cNvGraphicFramePr/>
+                <a:graphic xmlns:a="http://schemas.openxmlformats.org/drawingml/2006/main">
+                  <a:graphicData uri="http://schemas.microsoft.com/office/word/2010/wordprocessingShape">
+                    <wps:wsp>
+                      <wps:cNvCnPr/>
+                      <wps:spPr>
+                        <a:xfrm>
+                          <a:off x="0" y="0"/>
+                          <a:ext cx="108585" cy="0"/>
+                        </a:xfrm>
+                        <a:prstGeom prst="line">
+                          <a:avLst/>
+                        </a:prstGeom>
+                      </wps:spPr>
+                      <wps:style>
+                        <a:lnRef idx="1">
+                          <a:schemeClr val="dk1"/>
+                        </a:lnRef>
+                        <a:fillRef idx="0">
+                          <a:schemeClr val="dk1"/>
+                        </a:fillRef>
+                        <a:effectRef idx="0">
+                          <a:schemeClr val="dk1"/>
+                        </a:effectRef>
+                        <a:fontRef idx="minor">
+                          <a:schemeClr val="tx1"/>
+                        </a:fontRef>
+                      </wps:style>
+                      <wps:bodyPr/>
+                    </wps:wsp>
+                  </a:graphicData>
+                </a:graphic>
+              </wp:anchor>
+            </w:drawing>
+          </mc:Choice>
+          <mc:Fallback>
+            <w:pict>
+              <v:line w14:anchorId="74732001" id="Straight Connector 41" o:spid="_x0000_s1026" style="position:absolute;z-index:251737088;visibility:visible;mso-wrap-style:square;mso-wrap-distance-left:9pt;mso-wrap-distance-top:0;mso-wrap-distance-right:9pt;mso-wrap-distance-bottom:0;mso-position-horizontal:absolute;mso-position-horizontal-relative:text;mso-position-vertical:absolute;mso-position-vertical-relative:text" from="172.7pt,32.25pt" to="181.25pt,32.25pt" o:gfxdata="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" strokecolor="black [3200]" strokeweight=".5pt">
+                <v:stroke joinstyle="miter"/>
+              </v:line>
+            </w:pict>
+          </mc:Fallback>
+        </mc:AlternateContent>
+      </w:r>
+      <w:r>
+        <w:rPr>
+          <w:noProof/>
+        </w:rPr>
+        <mc:AlternateContent>
+          <mc:Choice Requires="wps">
+            <w:drawing>
+              <wp:anchor distT="0" distB="0" distL="114300" distR="114300" simplePos="0" relativeHeight="251725824" behindDoc="0" locked="0" layoutInCell="1" allowOverlap="1" wp14:anchorId="0DB707E6" wp14:editId="5637A9B3">
+                <wp:simplePos x="0" y="0"/>
+                <wp:positionH relativeFrom="column">
+                  <wp:posOffset>2256020</wp:posOffset>
+                </wp:positionH>
+                <wp:positionV relativeFrom="paragraph">
+                  <wp:posOffset>413896</wp:posOffset>
+                </wp:positionV>
+                <wp:extent cx="0" cy="4941026"/>
+                <wp:effectExtent l="0" t="0" r="12700" b="12065"/>
+                <wp:wrapNone/>
+                <wp:docPr id="325367455" name="Straight Connector 29"/>
+                <wp:cNvGraphicFramePr/>
+                <a:graphic xmlns:a="http://schemas.openxmlformats.org/drawingml/2006/main">
+                  <a:graphicData uri="http://schemas.microsoft.com/office/word/2010/wordprocessingShape">
+                    <wps:wsp>
+                      <wps:cNvCnPr/>
+                      <wps:spPr>
+                        <a:xfrm>
+                          <a:off x="0" y="0"/>
+                          <a:ext cx="0" cy="4941026"/>
+                        </a:xfrm>
+                        <a:prstGeom prst="line">
+                          <a:avLst/>
+                        </a:prstGeom>
+                      </wps:spPr>
+                      <wps:style>
+                        <a:lnRef idx="1">
+                          <a:schemeClr val="dk1"/>
+                        </a:lnRef>
+                        <a:fillRef idx="0">
+                          <a:schemeClr val="dk1"/>
+                        </a:fillRef>
+                        <a:effectRef idx="0">
+                          <a:schemeClr val="dk1"/>
+                        </a:effectRef>
+                        <a:fontRef idx="minor">
+                          <a:schemeClr val="tx1"/>
+                        </a:fontRef>
+                      </wps:style>
+                      <wps:bodyPr/>
+                    </wps:wsp>
+                  </a:graphicData>
+                </a:graphic>
+                <wp14:sizeRelH relativeFrom="margin">
+                  <wp14:pctWidth>0</wp14:pctWidth>
+                </wp14:sizeRelH>
+                <wp14:sizeRelV relativeFrom="margin">
+                  <wp14:pctHeight>0</wp14:pctHeight>
+                </wp14:sizeRelV>
+              </wp:anchor>
+            </w:drawing>
+          </mc:Choice>
+          <mc:Fallback>
+            <w:pict>
+              <v:line w14:anchorId="4B1F840D" id="Straight Connector 29" o:spid="_x0000_s1026" style="position:absolute;z-index:251725824;visibility:visible;mso-wrap-style:square;mso-width-percent:0;mso-height-percent:0;mso-wrap-distance-left:9pt;mso-wrap-distance-top:0;mso-wrap-distance-right:9pt;mso-wrap-distance-bottom:0;mso-position-horizontal:absolute;mso-position-horizontal-relative:text;mso-position-vertical:absolute;mso-position-vertical-relative:text;mso-width-percent:0;mso-height-percent:0;mso-width-relative:margin;mso-height-relative:margin" from="177.65pt,32.6pt" to="177.65pt,421.65pt" o:gfxdata="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" strokecolor="black [3200]" strokeweight=".5pt">
+                <v:stroke joinstyle="miter"/>
+              </v:line>
+            </w:pict>
+          </mc:Fallback>
+        </mc:AlternateContent>
+      </w:r>
       <w:r>
         <w:rPr>
           <w:noProof/>
@@ -2005,7 +2329,7 @@
         <mc:AlternateContent>
           <mc:Choice Requires="wps">
             <w:drawing>
-              <wp:anchor distT="0" distB="0" distL="114300" distR="114300" simplePos="0" relativeHeight="251657214" behindDoc="0" locked="0" layoutInCell="1" allowOverlap="1" wp14:anchorId="5CE58AAC" wp14:editId="6D05DF18">
+              <wp:anchor distT="0" distB="0" distL="114300" distR="114300" simplePos="0" relativeHeight="251657214" behindDoc="0" locked="0" layoutInCell="1" allowOverlap="1" wp14:anchorId="5CE58AAC" wp14:editId="3C477EFB">
                 <wp:simplePos x="0" y="0"/>
                 <wp:positionH relativeFrom="column">
                   <wp:posOffset>3972303</wp:posOffset>
@@ -2111,7 +2435,7 @@
           </mc:Choice>
           <mc:Fallback>
             <w:pict>
-              <v:shape w14:anchorId="5CE58AAC" id="_x0000_s1032" type="#_x0000_t202" style="position:absolute;margin-left:312.8pt;margin-top:98.45pt;width:51.05pt;height:20.55pt;z-index:251657214;visibility:visible;mso-wrap-style:square;mso-width-percent:0;mso-height-percent:0;mso-wrap-distance-left:9pt;mso-wrap-distance-top:0;mso-wrap-distance-right:9pt;mso-wrap-distance-bottom:0;mso-position-horizontal:absolute;mso-position-horizontal-relative:text;mso-position-vertical:absolute;mso-position-vertical-relative:text;mso-width-percent:0;mso-height-percent:0;mso-width-relative:margin;mso-height-relative:margin;v-text-anchor:top" o:gfxdata="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" fillcolor="white [3201]" stroked="f" strokeweight=".5pt">
+              <v:shape w14:anchorId="5CE58AAC" id="_x0000_s1033" type="#_x0000_t202" style="position:absolute;margin-left:312.8pt;margin-top:98.45pt;width:51.05pt;height:20.55pt;z-index:251657214;visibility:visible;mso-wrap-style:square;mso-width-percent:0;mso-height-percent:0;mso-wrap-distance-left:9pt;mso-wrap-distance-top:0;mso-wrap-distance-right:9pt;mso-wrap-distance-bottom:0;mso-position-horizontal:absolute;mso-position-horizontal-relative:text;mso-position-vertical:absolute;mso-position-vertical-relative:text;mso-width-percent:0;mso-height-percent:0;mso-width-relative:margin;mso-height-relative:margin;v-text-anchor:top" o:gfxdata="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" fillcolor="white [3201]" stroked="f" strokeweight=".5pt">
                 <v:textbox>
                   <w:txbxContent>
                     <w:p>
@@ -2160,131 +2484,6 @@
                           <w:rFonts w:ascii="Times New Roman" w:hAnsi="Times New Roman" w:cs="Times New Roman"/>
                           <w:sz w:val="20"/>
                           <w:szCs w:val="20"/>
-                        </w:rPr>
-                        <w:t>’</w:t>
-                      </w:r>
-                    </w:p>
-                  </w:txbxContent>
-                </v:textbox>
-              </v:shape>
-            </w:pict>
-          </mc:Fallback>
-        </mc:AlternateContent>
-      </w:r>
-      <w:r>
-        <w:rPr>
-          <w:noProof/>
-        </w:rPr>
-        <mc:AlternateContent>
-          <mc:Choice Requires="wps">
-            <w:drawing>
-              <wp:anchor distT="0" distB="0" distL="114300" distR="114300" simplePos="0" relativeHeight="251761664" behindDoc="0" locked="0" layoutInCell="1" allowOverlap="1" wp14:anchorId="787F8929" wp14:editId="76BE24B2">
-                <wp:simplePos x="0" y="0"/>
-                <wp:positionH relativeFrom="column">
-                  <wp:posOffset>1088020</wp:posOffset>
-                </wp:positionH>
-                <wp:positionV relativeFrom="paragraph">
-                  <wp:posOffset>4734046</wp:posOffset>
-                </wp:positionV>
-                <wp:extent cx="740153" cy="328718"/>
-                <wp:effectExtent l="0" t="0" r="0" b="1905"/>
-                <wp:wrapNone/>
-                <wp:docPr id="1798531891" name="Text Box 12"/>
-                <wp:cNvGraphicFramePr/>
-                <a:graphic xmlns:a="http://schemas.openxmlformats.org/drawingml/2006/main">
-                  <a:graphicData uri="http://schemas.microsoft.com/office/word/2010/wordprocessingShape">
-                    <wps:wsp>
-                      <wps:cNvSpPr txBox="1"/>
-                      <wps:spPr>
-                        <a:xfrm>
-                          <a:off x="0" y="0"/>
-                          <a:ext cx="740153" cy="328718"/>
-                        </a:xfrm>
-                        <a:prstGeom prst="rect">
-                          <a:avLst/>
-                        </a:prstGeom>
-                        <a:solidFill>
-                          <a:schemeClr val="lt1"/>
-                        </a:solidFill>
-                        <a:ln w="6350">
-                          <a:noFill/>
-                        </a:ln>
-                      </wps:spPr>
-                      <wps:txbx>
-                        <w:txbxContent>
-                          <w:p>
-                            <w:pPr>
-                              <w:jc w:val="center"/>
-                              <w:rPr>
-                                <w:rFonts w:ascii="Times New Roman" w:hAnsi="Times New Roman" w:cs="Times New Roman"/>
-                                <w:sz w:val="28"/>
-                                <w:szCs w:val="28"/>
-                              </w:rPr>
-                            </w:pPr>
-                            <w:r>
-                              <w:rPr>
-                                <w:rFonts w:ascii="Times New Roman" w:hAnsi="Times New Roman" w:cs="Times New Roman"/>
-                                <w:sz w:val="28"/>
-                                <w:szCs w:val="28"/>
-                              </w:rPr>
-                              <w:t>80.84</w:t>
-                            </w:r>
-                            <w:r>
-                              <w:rPr>
-                                <w:rFonts w:ascii="Times New Roman" w:hAnsi="Times New Roman" w:cs="Times New Roman"/>
-                                <w:sz w:val="28"/>
-                                <w:szCs w:val="28"/>
-                              </w:rPr>
-                              <w:t>’</w:t>
-                            </w:r>
-                          </w:p>
-                        </w:txbxContent>
-                      </wps:txbx>
-                      <wps:bodyPr rot="0" spcFirstLastPara="0" vertOverflow="overflow" horzOverflow="overflow" vert="horz" wrap="square" lIns="91440" tIns="45720" rIns="91440" bIns="45720" numCol="1" spcCol="0" rtlCol="0" fromWordArt="0" anchor="t" anchorCtr="0" forceAA="0" compatLnSpc="1">
-                        <a:prstTxWarp prst="textNoShape">
-                          <a:avLst/>
-                        </a:prstTxWarp>
-                        <a:noAutofit/>
-                      </wps:bodyPr>
-                    </wps:wsp>
-                  </a:graphicData>
-                </a:graphic>
-                <wp14:sizeRelH relativeFrom="margin">
-                  <wp14:pctWidth>0</wp14:pctWidth>
-                </wp14:sizeRelH>
-                <wp14:sizeRelV relativeFrom="margin">
-                  <wp14:pctHeight>0</wp14:pctHeight>
-                </wp14:sizeRelV>
-              </wp:anchor>
-            </w:drawing>
-          </mc:Choice>
-          <mc:Fallback>
-            <w:pict>
-              <v:shape w14:anchorId="787F8929" id="_x0000_s1033" type="#_x0000_t202" style="position:absolute;margin-left:85.65pt;margin-top:372.75pt;width:58.3pt;height:25.9pt;z-index:251761664;visibility:visible;mso-wrap-style:square;mso-width-percent:0;mso-height-percent:0;mso-wrap-distance-left:9pt;mso-wrap-distance-top:0;mso-wrap-distance-right:9pt;mso-wrap-distance-bottom:0;mso-position-horizontal:absolute;mso-position-horizontal-relative:text;mso-position-vertical:absolute;mso-position-vertical-relative:text;mso-width-percent:0;mso-height-percent:0;mso-width-relative:margin;mso-height-relative:margin;v-text-anchor:top" o:gfxdata="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" fillcolor="white [3201]" stroked="f" strokeweight=".5pt">
-                <v:textbox>
-                  <w:txbxContent>
-                    <w:p>
-                      <w:pPr>
-                        <w:jc w:val="center"/>
-                        <w:rPr>
-                          <w:rFonts w:ascii="Times New Roman" w:hAnsi="Times New Roman" w:cs="Times New Roman"/>
-                          <w:sz w:val="28"/>
-                          <w:szCs w:val="28"/>
-                        </w:rPr>
-                      </w:pPr>
-                      <w:r>
-                        <w:rPr>
-                          <w:rFonts w:ascii="Times New Roman" w:hAnsi="Times New Roman" w:cs="Times New Roman"/>
-                          <w:sz w:val="28"/>
-                          <w:szCs w:val="28"/>
-                        </w:rPr>
-                        <w:t>80.84</w:t>
-                      </w:r>
-                      <w:r>
-                        <w:rPr>
-                          <w:rFonts w:ascii="Times New Roman" w:hAnsi="Times New Roman" w:cs="Times New Roman"/>
-                          <w:sz w:val="28"/>
-                          <w:szCs w:val="28"/>
                         </w:rPr>
                         <w:t>’</w:t>
                       </w:r>
@@ -2635,7 +2834,7 @@
         <mc:AlternateContent>
           <mc:Choice Requires="wps">
             <w:drawing>
-              <wp:anchor distT="0" distB="0" distL="114300" distR="114300" simplePos="0" relativeHeight="251739136" behindDoc="0" locked="0" layoutInCell="1" allowOverlap="1" wp14:anchorId="576ED3AA" wp14:editId="51BB0A1B">
+              <wp:anchor distT="0" distB="0" distL="114300" distR="114300" simplePos="0" relativeHeight="251739136" behindDoc="0" locked="0" layoutInCell="1" allowOverlap="1" wp14:anchorId="576ED3AA" wp14:editId="0D893AC2">
                 <wp:simplePos x="0" y="0"/>
                 <wp:positionH relativeFrom="column">
                   <wp:posOffset>3344310</wp:posOffset>
@@ -2690,133 +2889,7 @@
           </mc:Choice>
           <mc:Fallback>
             <w:pict>
-              <v:line w14:anchorId="0590C350" id="Straight Connector 43" o:spid="_x0000_s1026" style="position:absolute;flip:x;z-index:251739136;visibility:visible;mso-wrap-style:square;mso-width-percent:0;mso-height-percent:0;mso-wrap-distance-left:9pt;mso-wrap-distance-top:0;mso-wrap-distance-right:9pt;mso-wrap-distance-bottom:0;mso-position-horizontal:absolute;mso-position-horizontal-relative:text;mso-position-vertical:absolute;mso-position-vertical-relative:text;mso-width-percent:0;mso-height-percent:0;mso-width-relative:margin;mso-height-relative:margin" from="263.35pt,95.85pt" to="263.35pt,102.45pt" o:gfxdata="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" strokecolor="black [3200]" strokeweight=".5pt">
-                <v:stroke joinstyle="miter"/>
-              </v:line>
-            </w:pict>
-          </mc:Fallback>
-        </mc:AlternateContent>
-      </w:r>
-      <w:r>
-        <w:rPr>
-          <w:noProof/>
-        </w:rPr>
-        <mc:AlternateContent>
-          <mc:Choice Requires="wps">
-            <w:drawing>
-              <wp:anchor distT="0" distB="0" distL="114300" distR="114300" simplePos="0" relativeHeight="251738112" behindDoc="0" locked="0" layoutInCell="1" allowOverlap="1" wp14:anchorId="0F7F967D" wp14:editId="2CBCE35F">
-                <wp:simplePos x="0" y="0"/>
-                <wp:positionH relativeFrom="column">
-                  <wp:posOffset>1765617</wp:posOffset>
-                </wp:positionH>
-                <wp:positionV relativeFrom="paragraph">
-                  <wp:posOffset>5344795</wp:posOffset>
-                </wp:positionV>
-                <wp:extent cx="108585" cy="0"/>
-                <wp:effectExtent l="0" t="0" r="5715" b="12700"/>
-                <wp:wrapNone/>
-                <wp:docPr id="2124900582" name="Straight Connector 42"/>
-                <wp:cNvGraphicFramePr/>
-                <a:graphic xmlns:a="http://schemas.openxmlformats.org/drawingml/2006/main">
-                  <a:graphicData uri="http://schemas.microsoft.com/office/word/2010/wordprocessingShape">
-                    <wps:wsp>
-                      <wps:cNvCnPr/>
-                      <wps:spPr>
-                        <a:xfrm>
-                          <a:off x="0" y="0"/>
-                          <a:ext cx="108585" cy="0"/>
-                        </a:xfrm>
-                        <a:prstGeom prst="line">
-                          <a:avLst/>
-                        </a:prstGeom>
-                      </wps:spPr>
-                      <wps:style>
-                        <a:lnRef idx="1">
-                          <a:schemeClr val="dk1"/>
-                        </a:lnRef>
-                        <a:fillRef idx="0">
-                          <a:schemeClr val="dk1"/>
-                        </a:fillRef>
-                        <a:effectRef idx="0">
-                          <a:schemeClr val="dk1"/>
-                        </a:effectRef>
-                        <a:fontRef idx="minor">
-                          <a:schemeClr val="tx1"/>
-                        </a:fontRef>
-                      </wps:style>
-                      <wps:bodyPr/>
-                    </wps:wsp>
-                  </a:graphicData>
-                </a:graphic>
-              </wp:anchor>
-            </w:drawing>
-          </mc:Choice>
-          <mc:Fallback>
-            <w:pict>
-              <v:line w14:anchorId="08978399" id="Straight Connector 42" o:spid="_x0000_s1026" style="position:absolute;z-index:251738112;visibility:visible;mso-wrap-style:square;mso-wrap-distance-left:9pt;mso-wrap-distance-top:0;mso-wrap-distance-right:9pt;mso-wrap-distance-bottom:0;mso-position-horizontal:absolute;mso-position-horizontal-relative:text;mso-position-vertical:absolute;mso-position-vertical-relative:text" from="139pt,420.85pt" to="147.55pt,420.85pt" o:gfxdata="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" strokecolor="black [3200]" strokeweight=".5pt">
-                <v:stroke joinstyle="miter"/>
-              </v:line>
-            </w:pict>
-          </mc:Fallback>
-        </mc:AlternateContent>
-      </w:r>
-      <w:r>
-        <w:rPr>
-          <w:noProof/>
-        </w:rPr>
-        <mc:AlternateContent>
-          <mc:Choice Requires="wps">
-            <w:drawing>
-              <wp:anchor distT="0" distB="0" distL="114300" distR="114300" simplePos="0" relativeHeight="251737088" behindDoc="0" locked="0" layoutInCell="1" allowOverlap="1" wp14:anchorId="656B828F" wp14:editId="687C99FD">
-                <wp:simplePos x="0" y="0"/>
-                <wp:positionH relativeFrom="column">
-                  <wp:posOffset>1765935</wp:posOffset>
-                </wp:positionH>
-                <wp:positionV relativeFrom="paragraph">
-                  <wp:posOffset>409892</wp:posOffset>
-                </wp:positionV>
-                <wp:extent cx="108585" cy="0"/>
-                <wp:effectExtent l="0" t="0" r="5715" b="12700"/>
-                <wp:wrapNone/>
-                <wp:docPr id="752923167" name="Straight Connector 41"/>
-                <wp:cNvGraphicFramePr/>
-                <a:graphic xmlns:a="http://schemas.openxmlformats.org/drawingml/2006/main">
-                  <a:graphicData uri="http://schemas.microsoft.com/office/word/2010/wordprocessingShape">
-                    <wps:wsp>
-                      <wps:cNvCnPr/>
-                      <wps:spPr>
-                        <a:xfrm>
-                          <a:off x="0" y="0"/>
-                          <a:ext cx="108585" cy="0"/>
-                        </a:xfrm>
-                        <a:prstGeom prst="line">
-                          <a:avLst/>
-                        </a:prstGeom>
-                      </wps:spPr>
-                      <wps:style>
-                        <a:lnRef idx="1">
-                          <a:schemeClr val="dk1"/>
-                        </a:lnRef>
-                        <a:fillRef idx="0">
-                          <a:schemeClr val="dk1"/>
-                        </a:fillRef>
-                        <a:effectRef idx="0">
-                          <a:schemeClr val="dk1"/>
-                        </a:effectRef>
-                        <a:fontRef idx="minor">
-                          <a:schemeClr val="tx1"/>
-                        </a:fontRef>
-                      </wps:style>
-                      <wps:bodyPr/>
-                    </wps:wsp>
-                  </a:graphicData>
-                </a:graphic>
-              </wp:anchor>
-            </w:drawing>
-          </mc:Choice>
-          <mc:Fallback>
-            <w:pict>
-              <v:line w14:anchorId="2B7E4D7E" id="Straight Connector 41" o:spid="_x0000_s1026" style="position:absolute;z-index:251737088;visibility:visible;mso-wrap-style:square;mso-wrap-distance-left:9pt;mso-wrap-distance-top:0;mso-wrap-distance-right:9pt;mso-wrap-distance-bottom:0;mso-position-horizontal:absolute;mso-position-horizontal-relative:text;mso-position-vertical:absolute;mso-position-vertical-relative:text" from="139.05pt,32.25pt" to="147.6pt,32.25pt" o:gfxdata="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" strokecolor="black [3200]" strokeweight=".5pt">
+              <v:line w14:anchorId="7D7B15CE" id="Straight Connector 43" o:spid="_x0000_s1026" style="position:absolute;flip:x;z-index:251739136;visibility:visible;mso-wrap-style:square;mso-width-percent:0;mso-height-percent:0;mso-wrap-distance-left:9pt;mso-wrap-distance-top:0;mso-wrap-distance-right:9pt;mso-wrap-distance-bottom:0;mso-position-horizontal:absolute;mso-position-horizontal-relative:text;mso-position-vertical:absolute;mso-position-vertical-relative:text;mso-width-percent:0;mso-height-percent:0;mso-width-relative:margin;mso-height-relative:margin" from="263.35pt,95.85pt" to="263.35pt,102.45pt" o:gfxdata="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" strokecolor="black [3200]" strokeweight=".5pt">
                 <v:stroke joinstyle="miter"/>
               </v:line>
             </w:pict>
@@ -3298,7 +3371,7 @@
         <mc:AlternateContent>
           <mc:Choice Requires="wps">
             <w:drawing>
-              <wp:anchor distT="0" distB="0" distL="114300" distR="114300" simplePos="0" relativeHeight="251726848" behindDoc="0" locked="0" layoutInCell="1" allowOverlap="1" wp14:anchorId="2A758D6B" wp14:editId="7ABF0886">
+              <wp:anchor distT="0" distB="0" distL="114300" distR="114300" simplePos="0" relativeHeight="251726848" behindDoc="0" locked="0" layoutInCell="1" allowOverlap="1" wp14:anchorId="2A758D6B" wp14:editId="7768F1F6">
                 <wp:simplePos x="0" y="0"/>
                 <wp:positionH relativeFrom="column">
                   <wp:posOffset>2454275</wp:posOffset>
@@ -3347,76 +3420,7 @@
           </mc:Choice>
           <mc:Fallback>
             <w:pict>
-              <v:line w14:anchorId="0458904F" id="Straight Connector 30" o:spid="_x0000_s1026" style="position:absolute;z-index:251726848;visibility:visible;mso-wrap-style:square;mso-wrap-distance-left:9pt;mso-wrap-distance-top:0;mso-wrap-distance-right:9pt;mso-wrap-distance-bottom:0;mso-position-horizontal:absolute;mso-position-horizontal-relative:text;mso-position-vertical:absolute;mso-position-vertical-relative:text" from="193.25pt,21.1pt" to="476.05pt,21.1pt" o:gfxdata="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" strokecolor="black [3200]" strokeweight=".5pt">
-                <v:stroke joinstyle="miter"/>
-              </v:line>
-            </w:pict>
-          </mc:Fallback>
-        </mc:AlternateContent>
-      </w:r>
-      <w:r>
-        <w:rPr>
-          <w:noProof/>
-        </w:rPr>
-        <mc:AlternateContent>
-          <mc:Choice Requires="wps">
-            <w:drawing>
-              <wp:anchor distT="0" distB="0" distL="114300" distR="114300" simplePos="0" relativeHeight="251725824" behindDoc="0" locked="0" layoutInCell="1" allowOverlap="1" wp14:anchorId="0DB707E6" wp14:editId="41B6C8C3">
-                <wp:simplePos x="0" y="0"/>
-                <wp:positionH relativeFrom="column">
-                  <wp:posOffset>1828801</wp:posOffset>
-                </wp:positionH>
-                <wp:positionV relativeFrom="paragraph">
-                  <wp:posOffset>406401</wp:posOffset>
-                </wp:positionV>
-                <wp:extent cx="0" cy="4941026"/>
-                <wp:effectExtent l="0" t="0" r="12700" b="12065"/>
-                <wp:wrapNone/>
-                <wp:docPr id="325367455" name="Straight Connector 29"/>
-                <wp:cNvGraphicFramePr/>
-                <a:graphic xmlns:a="http://schemas.openxmlformats.org/drawingml/2006/main">
-                  <a:graphicData uri="http://schemas.microsoft.com/office/word/2010/wordprocessingShape">
-                    <wps:wsp>
-                      <wps:cNvCnPr/>
-                      <wps:spPr>
-                        <a:xfrm>
-                          <a:off x="0" y="0"/>
-                          <a:ext cx="0" cy="4941026"/>
-                        </a:xfrm>
-                        <a:prstGeom prst="line">
-                          <a:avLst/>
-                        </a:prstGeom>
-                      </wps:spPr>
-                      <wps:style>
-                        <a:lnRef idx="1">
-                          <a:schemeClr val="dk1"/>
-                        </a:lnRef>
-                        <a:fillRef idx="0">
-                          <a:schemeClr val="dk1"/>
-                        </a:fillRef>
-                        <a:effectRef idx="0">
-                          <a:schemeClr val="dk1"/>
-                        </a:effectRef>
-                        <a:fontRef idx="minor">
-                          <a:schemeClr val="tx1"/>
-                        </a:fontRef>
-                      </wps:style>
-                      <wps:bodyPr/>
-                    </wps:wsp>
-                  </a:graphicData>
-                </a:graphic>
-                <wp14:sizeRelH relativeFrom="margin">
-                  <wp14:pctWidth>0</wp14:pctWidth>
-                </wp14:sizeRelH>
-                <wp14:sizeRelV relativeFrom="margin">
-                  <wp14:pctHeight>0</wp14:pctHeight>
-                </wp14:sizeRelV>
-              </wp:anchor>
-            </w:drawing>
-          </mc:Choice>
-          <mc:Fallback>
-            <w:pict>
-              <v:line w14:anchorId="7F0FD4C6" id="Straight Connector 29" o:spid="_x0000_s1026" style="position:absolute;z-index:251725824;visibility:visible;mso-wrap-style:square;mso-width-percent:0;mso-height-percent:0;mso-wrap-distance-left:9pt;mso-wrap-distance-top:0;mso-wrap-distance-right:9pt;mso-wrap-distance-bottom:0;mso-position-horizontal:absolute;mso-position-horizontal-relative:text;mso-position-vertical:absolute;mso-position-vertical-relative:text;mso-width-percent:0;mso-height-percent:0;mso-width-relative:margin;mso-height-relative:margin" from="2in,32pt" to="2in,421.05pt" o:gfxdata="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" strokecolor="black [3200]" strokeweight=".5pt">
+              <v:line w14:anchorId="23C3287E" id="Straight Connector 30" o:spid="_x0000_s1026" style="position:absolute;z-index:251726848;visibility:visible;mso-wrap-style:square;mso-wrap-distance-left:9pt;mso-wrap-distance-top:0;mso-wrap-distance-right:9pt;mso-wrap-distance-bottom:0;mso-position-horizontal:absolute;mso-position-horizontal-relative:text;mso-position-vertical:absolute;mso-position-vertical-relative:text" from="193.25pt,21.1pt" to="476.05pt,21.1pt" o:gfxdata="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" strokecolor="black [3200]" strokeweight=".5pt">
                 <v:stroke joinstyle="miter"/>
               </v:line>
             </w:pict>
